--- a/Quiz 7.docx
+++ b/Quiz 7.docx
@@ -315,6 +315,18 @@
         </w:rPr>
         <w:br/>
         <w:t>   </w:t>
+      </w:r>
+      <w:r>
+        <w:rPr>
+          <w:rFonts w:ascii="Lato" w:hAnsi="Lato"/>
+          <w:b/>
+          <w:bCs/>
+          <w:color w:val="202122"/>
+          <w:spacing w:val="3"/>
+          <w:sz w:val="28"/>
+          <w:szCs w:val="28"/>
+        </w:rPr>
+        <w:t xml:space="preserve">   </w:t>
       </w:r>
       <w:proofErr w:type="spellStart"/>
       <w:r>
